--- a/flow/20240204_zachala_ev/iv041b.docx
+++ b/flow/20240204_zachala_ev/iv041b.docx
@@ -58,19 +58,43 @@
         <w:rPr>
           <w:color w:val="000000"/>
         </w:rPr>
-        <w:t xml:space="preserve"> Та й народ, що був при ньому, коли він був викликав Лазар</w:t>
-      </w:r>
-      <w:r>
-        <w:rPr>
-          <w:color w:val="000000"/>
-        </w:rPr>
-        <w:t>я</w:t>
-      </w:r>
-      <w:r>
-        <w:rPr>
-          <w:color w:val="000000"/>
-        </w:rPr>
-        <w:t xml:space="preserve"> з гробу й воскресив його з мертвих, свідчив про те. </w:t>
+        <w:t xml:space="preserve"> </w:t>
+      </w:r>
+      <w:r>
+        <w:rPr>
+          <w:color w:val="000000"/>
+        </w:rPr>
+        <w:t xml:space="preserve">В той час </w:t>
+      </w:r>
+      <w:r>
+        <w:rPr>
+          <w:color w:val="000000"/>
+        </w:rPr>
+        <w:t xml:space="preserve">народ, що був </w:t>
+      </w:r>
+      <w:r>
+        <w:rPr>
+          <w:color w:val="000000"/>
+        </w:rPr>
+        <w:t>з Ісусом</w:t>
+      </w:r>
+      <w:r>
+        <w:rPr>
+          <w:color w:val="000000"/>
+        </w:rPr>
+        <w:t xml:space="preserve">, коли він був викликав Лазаря з гробу й воскресив його з мертвих, свідчив про </w:t>
+      </w:r>
+      <w:r>
+        <w:rPr>
+          <w:color w:val="000000"/>
+        </w:rPr>
+        <w:t>це</w:t>
+      </w:r>
+      <w:r>
+        <w:rPr>
+          <w:color w:val="000000"/>
+        </w:rPr>
+        <w:t xml:space="preserve">. </w:t>
       </w:r>
       <w:r>
         <w:rPr>
@@ -146,7 +170,35 @@
         <w:rPr>
           <w:color w:val="000000"/>
         </w:rPr>
-        <w:t xml:space="preserve"> Вони приступили до Филипа, що був з Витсаїди Галилейської, і стали його просити, кажучи:</w:t>
+        <w:t xml:space="preserve"> Вони приступили до Филипа, що був з </w:t>
+      </w:r>
+      <w:proofErr w:type="spellStart"/>
+      <w:r>
+        <w:rPr>
+          <w:color w:val="000000"/>
+        </w:rPr>
+        <w:t>Витсаїди</w:t>
+      </w:r>
+      <w:proofErr w:type="spellEnd"/>
+      <w:r>
+        <w:rPr>
+          <w:color w:val="000000"/>
+        </w:rPr>
+        <w:t xml:space="preserve"> </w:t>
+      </w:r>
+      <w:proofErr w:type="spellStart"/>
+      <w:r>
+        <w:rPr>
+          <w:color w:val="000000"/>
+        </w:rPr>
+        <w:t>Галилейської</w:t>
+      </w:r>
+      <w:proofErr w:type="spellEnd"/>
+      <w:r>
+        <w:rPr>
+          <w:color w:val="000000"/>
+        </w:rPr>
+        <w:t>, і стали його просити, кажучи:</w:t>
       </w:r>
     </w:p>
     <w:p>
@@ -186,7 +238,35 @@
         <w:rPr>
           <w:color w:val="000000"/>
         </w:rPr>
-        <w:t xml:space="preserve"> Приходить Филип і говорить Андрієві, а Андрій з Филипом знову приходять і кажуть Ісусові. </w:t>
+        <w:t xml:space="preserve"> Приходить </w:t>
+      </w:r>
+      <w:proofErr w:type="spellStart"/>
+      <w:r>
+        <w:rPr>
+          <w:color w:val="000000"/>
+        </w:rPr>
+        <w:t>Филип</w:t>
+      </w:r>
+      <w:proofErr w:type="spellEnd"/>
+      <w:r>
+        <w:rPr>
+          <w:color w:val="000000"/>
+        </w:rPr>
+        <w:t xml:space="preserve"> і говорить Андрієві, а Андрій з </w:t>
+      </w:r>
+      <w:proofErr w:type="spellStart"/>
+      <w:r>
+        <w:rPr>
+          <w:color w:val="000000"/>
+        </w:rPr>
+        <w:t>Филипом</w:t>
+      </w:r>
+      <w:proofErr w:type="spellEnd"/>
+      <w:r>
+        <w:rPr>
+          <w:color w:val="000000"/>
+        </w:rPr>
+        <w:t xml:space="preserve"> знову приходять і кажуть Ісусові. </w:t>
       </w:r>
       <w:r>
         <w:rPr>
@@ -528,7 +608,21 @@
         <w:rPr>
           <w:color w:val="000000"/>
         </w:rPr>
-        <w:t xml:space="preserve">– Ще трохи часу світло з вами. Ходіте, поки світло у вас, щоб не обгорнула вас темрява. Хто ходить у темряві, не знає, куди йде. </w:t>
+        <w:t xml:space="preserve">– Ще трохи часу світло з вами. </w:t>
+      </w:r>
+      <w:proofErr w:type="spellStart"/>
+      <w:r>
+        <w:rPr>
+          <w:color w:val="000000"/>
+        </w:rPr>
+        <w:t>Ходіте</w:t>
+      </w:r>
+      <w:proofErr w:type="spellEnd"/>
+      <w:r>
+        <w:rPr>
+          <w:color w:val="000000"/>
+        </w:rPr>
+        <w:t xml:space="preserve">, поки світло у вас, щоб не обгорнула вас темрява. Хто ходить у темряві, не знає, куди йде. </w:t>
       </w:r>
       <w:r>
         <w:rPr>
@@ -610,19 +704,7 @@
         <w:rPr>
           <w:color w:val="000000"/>
         </w:rPr>
-        <w:t>Господи, хто повірив тому, що ми чули,</w:t>
-      </w:r>
-      <w:r>
-        <w:rPr>
-          <w:color w:val="000000"/>
-        </w:rPr>
-        <w:t xml:space="preserve"> </w:t>
-      </w:r>
-      <w:r>
-        <w:rPr>
-          <w:color w:val="000000"/>
-        </w:rPr>
-        <w:t>і рам'я Господнє кому об'явилось?</w:t>
+        <w:t>Господи, хто повірив тому, що ми чули, і рам'я Господнє кому об'явилось?</w:t>
       </w:r>
     </w:p>
     <w:p>
@@ -670,55 +752,21 @@
         <w:rPr>
           <w:color w:val="000000"/>
         </w:rPr>
-        <w:t xml:space="preserve"> Він засліпив їм очі</w:t>
-      </w:r>
-      <w:r>
-        <w:rPr>
-          <w:color w:val="000000"/>
-        </w:rPr>
-        <w:t xml:space="preserve"> </w:t>
-      </w:r>
-      <w:r>
-        <w:rPr>
-          <w:color w:val="000000"/>
-        </w:rPr>
-        <w:t>й закаменив їм серце,</w:t>
-      </w:r>
-      <w:r>
-        <w:rPr>
-          <w:color w:val="000000"/>
-        </w:rPr>
-        <w:t xml:space="preserve"> </w:t>
-      </w:r>
-      <w:r>
-        <w:rPr>
-          <w:color w:val="000000"/>
-        </w:rPr>
-        <w:t>щоб очима не бачили,</w:t>
-      </w:r>
-      <w:r>
-        <w:rPr>
-          <w:color w:val="000000"/>
-        </w:rPr>
-        <w:t xml:space="preserve"> </w:t>
-      </w:r>
-      <w:r>
-        <w:rPr>
-          <w:color w:val="000000"/>
-        </w:rPr>
-        <w:t>щоб серцем не розуміли і не навернулись</w:t>
-      </w:r>
-      <w:r>
-        <w:rPr>
-          <w:color w:val="000000"/>
-        </w:rPr>
-        <w:t xml:space="preserve"> </w:t>
-      </w:r>
-      <w:r>
-        <w:rPr>
-          <w:color w:val="000000"/>
-        </w:rPr>
-        <w:t>та щоб я їх не вигоїв.</w:t>
+        <w:t xml:space="preserve"> Він засліпив їм очі й </w:t>
+      </w:r>
+      <w:proofErr w:type="spellStart"/>
+      <w:r>
+        <w:rPr>
+          <w:color w:val="000000"/>
+        </w:rPr>
+        <w:t>закаменив</w:t>
+      </w:r>
+      <w:proofErr w:type="spellEnd"/>
+      <w:r>
+        <w:rPr>
+          <w:color w:val="000000"/>
+        </w:rPr>
+        <w:t xml:space="preserve"> їм серце, щоб очима не бачили, щоб серцем не розуміли і не навернулись та щоб я їх не вигоїв.</w:t>
       </w:r>
     </w:p>
     <w:p>
